--- a/Articles/19-understanding-kickback/article.docx
+++ b/Articles/19-understanding-kickback/article.docx
@@ -69,6 +69,19 @@
       </w:r>
     </w:p>
     <w:p>
+      <w:pPr>
+        <w:spacing w:after="200"/>
+      </w:pPr>
+      <w:r>
+        <w:rPr>
+          <w:sz w:val="16"/>
+          <w:color w:val="94A3B8"/>
+          <w:caps/>
+        </w:rPr>
+        <w:t xml:space="preserve">Kerph Garage Tips · kerphplans.com</w:t>
+      </w:r>
+    </w:p>
+    <w:p>
       <w:r>
         <w:t xml:space="preserve">Ask anyone who's actually had it happen and they'll tell you the same thing: it's fast. Not "fast for a woodworking accident" fast. Actually fast -- gone before you've registered anything went wrong. The simple answer to "what is kickback" is that the workpiece gets thrown back at you. The real answer is a lot more specific than that, and it's worth understanding in detail, because the mechanism itself is exactly what tells you how to stop it from happening in the first place.</w:t>
       </w:r>
@@ -88,7 +101,7 @@
     </w:p>
     <w:p>
       <w:r>
-        <w:t xml:space="preserve">Here's the number that actually matters: a standard 10" blade spinning at 3450 RPM -- a completely typical no-load speed for a cabinet or contractor saw -- has a rim speed of roughly 100 mph. That's not an exaggeration for effect. It's just the math. Rim speed works out to pi times the diameter times the RPM: pi &amp;times; 10" &amp;times; 3450 RPM comes to a little over 108,000 inches a minute, which converts to right around 103 mph at the tip of the blade. That's the speed a tooth is moving when it catches something. A piece of wood. Or a piece of you.</w:t>
+        <w:t xml:space="preserve">Here's the number that actually matters: a standard 10" blade spinning at 3450 RPM -- a completely typical no-load speed for a cabinet or contractor saw -- has a rim speed of roughly 100 mph. That's not an exaggeration for effect. It's just the math. Rim speed works out to pi times the diameter times the RPM: pi × 10" × 3450 RPM comes to a little over 108,000 inches a minute, which converts to right around 103 mph at the tip of the blade. That's the speed a tooth is moving when it catches something. A piece of wood. Or a piece of you.</w:t>
       </w:r>
     </w:p>
     <w:p>
